--- a/en/scientists/CV/Word/Isayeva_Aygul_CV_EN.docx
+++ b/en/scientists/CV/Word/Isayeva_Aygul_CV_EN.docx
@@ -377,7 +377,7 @@
           <w:sz w:val="21"/>
           <w:szCs w:val="21"/>
         </w:rPr>
-        <w:t>Aygul Isayeva has worked in the Business Communications and PR department of SOCAR Energy Georgia in Tbilisi since January 2021. She was executive director of the Integration Center for Azerbaijanis of Georgia in 2018–2020 and an associate professor at Caucasus International University in 2016–2020. She received a Doctor of Business Administration, which the CV also calls a PhD, from International Black Sea University in 2011–2013, and an MSc in business and economics with a major in marketing from BI Norwegian Business School in 2006–2008. Her bachelor’s degree in international economic relations, with an honor diploma, is from Khazar University (2002–2006). Since September 2023 she has been enrolled in a Master of Science in Teaching and Learning at ADA University, with graduation expected in May 2025.</w:t>
+        <w:t>Aygul Isayeva has worked in the Business Communications and PR department of SOCAR Energy Georgia in Tbilisi since January 2021. She was executive director of the Integration Center for Azerbaijanis of Georgia in 2018–2020 and an associate professor at Caucasus International University in 2016–2020. She received a Doctor of Business Administration (also awarded as a PhD), from International Black Sea University in 2011–2013, and an MSc in business and economics with a major in marketing from BI Norwegian Business School in 2006–2008. Her bachelor’s degree in international economic relations, with an honor diploma, is from Khazar University (2002–2006). Since September 2023 she has been enrolled in a Master of Science in Teaching and Learning at ADA University, with graduation expected in May 2025.</w:t>
       </w:r>
     </w:p>
     <w:p>
@@ -744,7 +744,7 @@
                 <w:sz w:val="21"/>
                 <w:szCs w:val="21"/>
               </w:rPr>
-              <w:t>Business management and marketing. The CV also calls this degree a PhD</w:t>
+              <w:t>Business management and marketing. Also awarded as a PhD.</w:t>
             </w:r>
           </w:p>
         </w:tc>
